--- a/probare/docs/Comment_utiliser_Probare.docx
+++ b/probare/docs/Comment_utiliser_Probare.docx
@@ -23,7 +23,7 @@
           <w:b/>
           <w:sz w:val="22"/>
         </w:rPr>
-        <w:t>Guide de première utilisation — assistant d'audit IA-first (référentiel NEP / H2A Djibouti)</w:t>
+        <w:t>Guide de première utilisation — assistant d'audit IA-first (référentiel ISA — NEP en option)</w:t>
       </w:r>
     </w:p>
     <w:p>
@@ -149,20 +149,20 @@
         <w:rPr>
           <w:sz w:val="22"/>
         </w:rPr>
-        <w:t xml:space="preserve">Chaque action (import, contrôle, appel IA, décision, changement d'étape) est inscrite dans le </w:t>
+        <w:t>Chaque action (import, contrôle, appel IA, décision, changement d'étape) est inscrite dans l'</w:t>
       </w:r>
       <w:r>
         <w:rPr>
           <w:b/>
           <w:sz w:val="22"/>
         </w:rPr>
-        <w:t>Journal</w:t>
+        <w:t>Historique</w:t>
       </w:r>
       <w:r>
         <w:rPr>
           <w:sz w:val="22"/>
         </w:rPr>
-        <w:t>, la piste d'audit de la mission (NEP 230).</w:t>
+        <w:t>, la piste d'audit de la mission (ISA 230).</w:t>
       </w:r>
     </w:p>
     <w:p>
@@ -417,6 +417,176 @@
           <w:sz w:val="22"/>
         </w:rPr>
         <w:t>, créez une fiche par client (nom, NIF, secteur, dirigeants) et rattachez-y les documents pluriannuels : statuts, PV d'AG, contrats, rapports antérieurs. Vous pourrez lier chaque mission à un client existant.</w:t>
+      </w:r>
+    </w:p>
+    <w:p>
+      <w:pPr>
+        <w:pStyle w:val="Heading2"/>
+      </w:pPr>
+      <w:r>
+        <w:rPr>
+          <w:color w:val="4F46E5"/>
+          <w:sz w:val="26"/>
+        </w:rPr>
+        <w:t>2.5 Référentiel de normes : ISA (défaut) ou NEP</w:t>
+      </w:r>
+    </w:p>
+    <w:p>
+      <w:pPr>
+        <w:spacing w:after="120"/>
+      </w:pPr>
+      <w:r>
+        <w:rPr>
+          <w:sz w:val="22"/>
+        </w:rPr>
+        <w:t>Probare référence chaque contrôle, exception et livrable à une norme d'audit.</w:t>
+      </w:r>
+    </w:p>
+    <w:p>
+      <w:pPr>
+        <w:spacing w:after="120"/>
+      </w:pPr>
+      <w:r>
+        <w:rPr>
+          <w:sz w:val="22"/>
+        </w:rPr>
+        <w:t xml:space="preserve">Le référentiel par défaut est </w:t>
+      </w:r>
+      <w:r>
+        <w:rPr>
+          <w:b/>
+          <w:sz w:val="22"/>
+        </w:rPr>
+        <w:t>ISA</w:t>
+      </w:r>
+      <w:r>
+        <w:rPr>
+          <w:sz w:val="22"/>
+        </w:rPr>
+        <w:t xml:space="preserve"> (normes internationales de l'IAASB, applicables</w:t>
+      </w:r>
+    </w:p>
+    <w:p>
+      <w:pPr>
+        <w:spacing w:after="120"/>
+      </w:pPr>
+      <w:r>
+        <w:rPr>
+          <w:sz w:val="22"/>
+        </w:rPr>
+        <w:t>à Djibouti). Les cabinets travaillant sous référentiel français peuvent basculer en</w:t>
+      </w:r>
+    </w:p>
+    <w:p>
+      <w:pPr>
+        <w:spacing w:after="120"/>
+      </w:pPr>
+      <w:r>
+        <w:rPr>
+          <w:b/>
+          <w:sz w:val="22"/>
+        </w:rPr>
+        <w:t>NEP</w:t>
+      </w:r>
+      <w:r>
+        <w:rPr>
+          <w:sz w:val="22"/>
+        </w:rPr>
+        <w:t xml:space="preserve"> dans </w:t>
+      </w:r>
+      <w:r>
+        <w:rPr>
+          <w:b/>
+          <w:sz w:val="22"/>
+        </w:rPr>
+        <w:t>Cabinet → Référentiel de normes d'audit</w:t>
+      </w:r>
+      <w:r>
+        <w:rPr>
+          <w:sz w:val="22"/>
+        </w:rPr>
+        <w:t>. Les NEP étant la transposition</w:t>
+      </w:r>
+    </w:p>
+    <w:p>
+      <w:pPr>
+        <w:spacing w:after="120"/>
+      </w:pPr>
+      <w:r>
+        <w:rPr>
+          <w:sz w:val="22"/>
+        </w:rPr>
+        <w:t>des ISA avec la même numérotation, ce choix ne change rien au processus d'audit —</w:t>
+      </w:r>
+    </w:p>
+    <w:p>
+      <w:pPr>
+        <w:spacing w:after="120"/>
+      </w:pPr>
+      <w:r>
+        <w:rPr>
+          <w:sz w:val="22"/>
+        </w:rPr>
+        <w:t>uniquement les références affichées et imprimées.</w:t>
+      </w:r>
+    </w:p>
+    <w:p>
+      <w:pPr>
+        <w:spacing w:before="80" w:after="120"/>
+        <w:ind w:left="454"/>
+      </w:pPr>
+      <w:r>
+        <w:rPr>
+          <w:i/>
+          <w:color w:val="64748B"/>
+          <w:sz w:val="20"/>
+        </w:rPr>
+        <w:t xml:space="preserve">⚠️ </w:t>
+      </w:r>
+      <w:r>
+        <w:rPr>
+          <w:b/>
+          <w:i/>
+          <w:color w:val="64748B"/>
+          <w:sz w:val="20"/>
+        </w:rPr>
+        <w:t>Le changement de référentiel nécessite un redémarrage de l'application</w:t>
+      </w:r>
+      <w:r>
+        <w:rPr>
+          <w:i/>
+          <w:color w:val="64748B"/>
+          <w:sz w:val="20"/>
+        </w:rPr>
+        <w:t xml:space="preserve"> pour</w:t>
+      </w:r>
+    </w:p>
+    <w:p>
+      <w:pPr>
+        <w:spacing w:before="80" w:after="120"/>
+        <w:ind w:left="454"/>
+      </w:pPr>
+      <w:r>
+        <w:rPr>
+          <w:i/>
+          <w:color w:val="64748B"/>
+          <w:sz w:val="20"/>
+        </w:rPr>
+        <w:t>s'appliquer partout de façon cohérente. La session en cours conserve le référentiel</w:t>
+      </w:r>
+    </w:p>
+    <w:p>
+      <w:pPr>
+        <w:spacing w:before="80" w:after="120"/>
+        <w:ind w:left="454"/>
+      </w:pPr>
+      <w:r>
+        <w:rPr>
+          <w:i/>
+          <w:color w:val="64748B"/>
+          <w:sz w:val="20"/>
+        </w:rPr>
+        <w:t>chargé au démarrage ; ce guide utilise les références ISA.</w:t>
       </w:r>
     </w:p>
     <w:p>
@@ -683,7 +853,7 @@
           <w:color w:val="4F46E5"/>
           <w:sz w:val="26"/>
         </w:rPr>
-        <w:t>Étape 2 — Contrôle interne (NEP 315)</w:t>
+        <w:t>Étape 2 — Contrôle interne (ISA 315)</w:t>
       </w:r>
     </w:p>
     <w:p>
@@ -760,7 +930,7 @@
           <w:color w:val="64748B"/>
           <w:sz w:val="20"/>
         </w:rPr>
-        <w:t xml:space="preserve"> durcit automatiquement les seuils de détection des contrôles (vous verrez plus d'exceptions). Un bon score ne les allège jamais : le questionnaire étant déclaratif, Probare n'autorise pas de réduction des travaux substantifs sans test d'efficacité du contrôle interne (NEP 330).</w:t>
+        <w:t xml:space="preserve"> durcit automatiquement les seuils de détection des contrôles (vous verrez plus d'exceptions). Un bon score ne les allège jamais : le questionnaire étant déclaratif, Probare n'autorise pas de réduction des travaux substantifs sans test d'efficacité du contrôle interne (ISA 330).</w:t>
       </w:r>
     </w:p>
     <w:p>
@@ -1155,7 +1325,7 @@
           <w:color w:val="4F46E5"/>
           <w:sz w:val="26"/>
         </w:rPr>
-        <w:t>Étape 4 — Planification (NEP 300)</w:t>
+        <w:t>Étape 4 — Planification (ISA 300)</w:t>
       </w:r>
     </w:p>
     <w:p>
@@ -1214,7 +1384,7 @@
           <w:b/>
           <w:sz w:val="22"/>
         </w:rPr>
-        <w:t>Seuil de signification (NEP 320)</w:t>
+        <w:t>Seuil de signification (ISA 320)</w:t>
       </w:r>
       <w:r>
         <w:rPr>
@@ -1239,7 +1409,7 @@
           <w:b/>
           <w:sz w:val="22"/>
         </w:rPr>
-        <w:t>Cartographie des risques (NEP 315)</w:t>
+        <w:t>Cartographie des risques (ISA 315)</w:t>
       </w:r>
       <w:r>
         <w:rPr>
@@ -1329,7 +1499,7 @@
           <w:color w:val="4F46E5"/>
           <w:sz w:val="26"/>
         </w:rPr>
-        <w:t>Étape 5 — Travaux substantifs (NEP 330 / 500 / 505 / 530)</w:t>
+        <w:t>Étape 5 — Travaux substantifs (ISA 330 / 500 / 505 / 530)</w:t>
       </w:r>
     </w:p>
     <w:p>
@@ -1398,7 +1568,7 @@
           <w:b/>
           <w:sz w:val="22"/>
         </w:rPr>
-        <w:t>b) Circularisation (NEP 505).</w:t>
+        <w:t>b) Circularisation (ISA 505).</w:t>
       </w:r>
       <w:r>
         <w:rPr>
@@ -1525,7 +1695,7 @@
           <w:b/>
           <w:sz w:val="22"/>
         </w:rPr>
-        <w:t>c) Sondages (NEP 530).</w:t>
+        <w:t>c) Sondages (ISA 530).</w:t>
       </w:r>
       <w:r>
         <w:rPr>
@@ -1569,7 +1739,7 @@
           <w:color w:val="4F46E5"/>
           <w:sz w:val="26"/>
         </w:rPr>
-        <w:t>Étape 6 — Exceptions (NEP 450) : le cœur de votre travail</w:t>
+        <w:t>Étape 6 — Exceptions (ISA 450) : le cœur de votre travail</w:t>
       </w:r>
     </w:p>
     <w:p>
@@ -1795,7 +1965,7 @@
           <w:color w:val="64748B"/>
           <w:sz w:val="20"/>
         </w:rPr>
-        <w:t>Cumul NEP 450 :</w:t>
+        <w:t>Cumul ISA 450 :</w:t>
       </w:r>
       <w:r>
         <w:rPr>
@@ -1927,7 +2097,7 @@
           <w:b/>
           <w:sz w:val="22"/>
         </w:rPr>
-        <w:t>synthèse des anomalies NEP 450</w:t>
+        <w:t>synthèse des anomalies ISA 450</w:t>
       </w:r>
       <w:r>
         <w:rPr>
@@ -2017,7 +2187,7 @@
         <w:rPr>
           <w:sz w:val="22"/>
         </w:rPr>
-        <w:t>, sur la base du dossier généré — en particulier de la synthèse NEP 450. Probare ne signe rien à votre place.</w:t>
+        <w:t>, sur la base du dossier généré — en particulier de la synthèse ISA 450. Probare ne signe rien à votre place.</w:t>
       </w:r>
     </w:p>
     <w:p>
@@ -2120,7 +2290,7 @@
           <w:b/>
           <w:sz w:val="22"/>
         </w:rPr>
-        <w:t>Journal</w:t>
+        <w:t>Historique</w:t>
       </w:r>
       <w:r>
         <w:rPr>
@@ -2186,7 +2356,7 @@
         <w:rPr>
           <w:sz w:val="22"/>
         </w:rPr>
-        <w:t xml:space="preserve"> Le cumul NEP 450 ne fonctionne que si chaque anomalie non corrigée porte son montant d'incidence.</w:t>
+        <w:t xml:space="preserve"> Le cumul ISA 450 ne fonctionne que si chaque anomalie non corrigée porte son montant d'incidence.</w:t>
       </w:r>
     </w:p>
     <w:p>
@@ -2600,7 +2770,7 @@
               <w:rPr>
                 <w:sz w:val="20"/>
               </w:rPr>
-              <w:t>« NEP 450 : le cumul… dépasse le seuil »</w:t>
+              <w:t>« ISA 450 : le cumul… dépasse le seuil »</w:t>
             </w:r>
           </w:p>
         </w:tc>
@@ -2682,7 +2852,7 @@
               <w:rPr>
                 <w:sz w:val="20"/>
               </w:rPr>
-              <w:t>« NEP 505 : … documentez les procédures alternatives »</w:t>
+              <w:t>« ISA 505 : … documentez les procédures alternatives »</w:t>
             </w:r>
           </w:p>
         </w:tc>
